--- a/nep/docx/022.content.docx
+++ b/nep/docx/022.content.docx
@@ -220,7 +220,6 @@
       </w:r>
       <w:r>
         <w:rPr>
-          <w:b/>
           <w:lang w:val="ne_NP" w:bidi="ne_NP"/>
         </w:rPr>
         <w:t>इस्राएलीहरूलाई</w:t>
@@ -233,7 +232,6 @@
       </w:r>
       <w:r>
         <w:rPr>
-          <w:b/>
           <w:lang w:val="ne_NP" w:bidi="ne_NP"/>
         </w:rPr>
         <w:t>व्यवस्थाहरूको</w:t>
@@ -258,36 +256,24 @@
         </w:rPr>
         <w:t xml:space="preserve">येशूको समयमा, फरिसीहरू </w:t>
       </w:r>
-      <w:hyperlink r:id="rId13">
-        <w:r>
-          <w:rPr>
-            <w:lang w:val="ne_NP" w:bidi="ne_NP"/>
-          </w:rPr>
-          <w:rPr>
-            <w:color w:val="0000EE"/>
-            <w:u w:val="single"/>
-          </w:rPr>
-          <w:t>इस्राएलमा</w:t>
-        </w:r>
-      </w:hyperlink>
+      <w:r>
+        <w:rPr>
+          <w:lang w:val="ne_NP" w:bidi="ne_NP"/>
+        </w:rPr>
+        <w:t>इस्राएलमा</w:t>
+      </w:r>
       <w:r>
         <w:rPr>
           <w:lang w:val="ne_NP" w:bidi="ne_NP"/>
         </w:rPr>
         <w:t xml:space="preserve"> धार्मिक शिक्षकहरूको सबैभन्दा प्रभावशाली समूह थिए। </w:t>
       </w:r>
-      <w:hyperlink r:id="rId14">
-        <w:r>
-          <w:rPr>
-            <w:lang w:val="ne_NP" w:bidi="ne_NP"/>
-          </w:rPr>
-          <w:rPr>
-            <w:color w:val="0000EE"/>
-            <w:u w:val="single"/>
-          </w:rPr>
-          <w:t>यरूशलेम</w:t>
-        </w:r>
-      </w:hyperlink>
+      <w:r>
+        <w:rPr>
+          <w:lang w:val="ne_NP" w:bidi="ne_NP"/>
+        </w:rPr>
+        <w:t>यरूशलेम</w:t>
+      </w:r>
       <w:r>
         <w:rPr>
           <w:lang w:val="ne_NP" w:bidi="ne_NP"/>
@@ -296,7 +282,6 @@
       </w:r>
       <w:r>
         <w:rPr>
-          <w:b/>
           <w:lang w:val="ne_NP" w:bidi="ne_NP"/>
         </w:rPr>
         <w:t>सदूकीहरू</w:t>
@@ -309,7 +294,6 @@
       </w:r>
       <w:r>
         <w:rPr>
-          <w:b/>
           <w:lang w:val="ne_NP" w:bidi="ne_NP"/>
         </w:rPr>
         <w:t>यहूदी</w:t>
@@ -320,18 +304,12 @@
         </w:rPr>
         <w:t xml:space="preserve"> धार्मिक अदालत, </w:t>
       </w:r>
-      <w:hyperlink r:id="rId15">
-        <w:r>
-          <w:rPr>
-            <w:lang w:val="ne_NP" w:bidi="ne_NP"/>
-          </w:rPr>
-          <w:rPr>
-            <w:color w:val="0000EE"/>
-            <w:u w:val="single"/>
-          </w:rPr>
-          <w:t>महासभा</w:t>
-        </w:r>
-      </w:hyperlink>
+      <w:r>
+        <w:rPr>
+          <w:lang w:val="ne_NP" w:bidi="ne_NP"/>
+        </w:rPr>
+        <w:t>महासभा</w:t>
+      </w:r>
       <w:r>
         <w:rPr>
           <w:lang w:val="ne_NP" w:bidi="ne_NP"/>
@@ -393,18 +371,12 @@
         </w:rPr>
         <w:t xml:space="preserve"> मिश्र देशको </w:t>
       </w:r>
-      <w:hyperlink r:id="rId16">
-        <w:r>
-          <w:rPr>
-            <w:lang w:val="ne_NP" w:bidi="ne_NP"/>
-          </w:rPr>
-          <w:rPr>
-            <w:color w:val="0000EE"/>
-            <w:u w:val="single"/>
-          </w:rPr>
-          <w:t>राजाको</w:t>
-        </w:r>
-      </w:hyperlink>
+      <w:r>
+        <w:rPr>
+          <w:lang w:val="ne_NP" w:bidi="ne_NP"/>
+        </w:rPr>
+        <w:t>राजाको</w:t>
+      </w:r>
       <w:r>
         <w:rPr>
           <w:lang w:val="ne_NP" w:bidi="ne_NP"/>
@@ -473,18 +445,12 @@
         </w:rPr>
         <w:t xml:space="preserve">जब कुनै् ब्यक्ति कैदी वा </w:t>
       </w:r>
-      <w:hyperlink r:id="rId17">
-        <w:r>
-          <w:rPr>
-            <w:lang w:val="ne_NP" w:bidi="ne_NP"/>
-          </w:rPr>
-          <w:rPr>
-            <w:color w:val="0000EE"/>
-            <w:u w:val="single"/>
-          </w:rPr>
-          <w:t>दास</w:t>
-        </w:r>
-      </w:hyperlink>
+      <w:r>
+        <w:rPr>
+          <w:lang w:val="ne_NP" w:bidi="ne_NP"/>
+        </w:rPr>
+        <w:t>दास</w:t>
+      </w:r>
       <w:r>
         <w:rPr>
           <w:lang w:val="ne_NP" w:bidi="ne_NP"/>
@@ -518,18 +484,12 @@
         </w:rPr>
         <w:t xml:space="preserve">येशूले मानिसहरूको लागि फिरौतीको रूपमा आफ्नो जीवन दिनु भयो भनेर बाइबलले भन्छ। यसको अर्थ मानिसहरू कैदी वा दासहरू जस्तै हुन्, र येशूले मानिसहरूलाई मुक्त गर्न केही भुक्तान गर्नुभयो भन्ने हो। येशूले मानिसहरूलाई पैसा तिरेर स्वतन्त्र पार्नु भएको होईन तर आफ्नो बहुमूल्य जीवन दिएर पार्नु भयो। येशूको मृत्यु मानिसहरूलाई </w:t>
       </w:r>
-      <w:hyperlink r:id="rId18">
-        <w:r>
-          <w:rPr>
-            <w:lang w:val="ne_NP" w:bidi="ne_NP"/>
-          </w:rPr>
-          <w:rPr>
-            <w:color w:val="0000EE"/>
-            <w:u w:val="single"/>
-          </w:rPr>
-          <w:t>पाप</w:t>
-        </w:r>
-      </w:hyperlink>
+      <w:r>
+        <w:rPr>
+          <w:lang w:val="ne_NP" w:bidi="ne_NP"/>
+        </w:rPr>
+        <w:t>पाप</w:t>
+      </w:r>
       <w:r>
         <w:rPr>
           <w:lang w:val="ne_NP" w:bidi="ne_NP"/>
@@ -591,18 +551,12 @@
         </w:rPr>
         <w:t xml:space="preserve"> भनेको छ हजार भन्दा बढी सैनिकहरू भएको रोमी सैनिकहरूको ठूलो समूह थियो। यस खण्डमा, </w:t>
       </w:r>
-      <w:hyperlink r:id="rId19">
-        <w:r>
-          <w:rPr>
-            <w:lang w:val="ne_NP" w:bidi="ne_NP"/>
-          </w:rPr>
-          <w:rPr>
-            <w:color w:val="0000EE"/>
-            <w:u w:val="single"/>
-          </w:rPr>
-          <w:t>भूतले</w:t>
-        </w:r>
-      </w:hyperlink>
+      <w:r>
+        <w:rPr>
+          <w:lang w:val="ne_NP" w:bidi="ne_NP"/>
+        </w:rPr>
+        <w:t>भूतले</w:t>
+      </w:r>
       <w:r>
         <w:rPr>
           <w:lang w:val="ne_NP" w:bidi="ne_NP"/>
